--- a/Relazione e build & deploy/Build & Deploy.docx
+++ b/Relazione e build & deploy/Build & Deploy.docx
@@ -127,23 +127,24 @@
           <w:sz w:val="36"/>
           <w:szCs w:val="36"/>
         </w:rPr>
-        <w:t xml:space="preserve">1)Fare un git </w:t>
-      </w:r>
-      <w:proofErr w:type="gramStart"/>
-      <w:r>
-        <w:rPr>
-          <w:sz w:val="36"/>
-          <w:szCs w:val="36"/>
-        </w:rPr>
-        <w:t>clone  del</w:t>
-      </w:r>
-      <w:proofErr w:type="gramEnd"/>
-      <w:r>
-        <w:rPr>
-          <w:sz w:val="36"/>
-          <w:szCs w:val="36"/>
-        </w:rPr>
-        <w:t xml:space="preserve"> repository Github(xxx).</w:t>
+        <w:t>1)Fare un git clone  del repository Github(</w:t>
+      </w:r>
+      <w:hyperlink r:id="rId5" w:history="1">
+        <w:r>
+          <w:rPr>
+            <w:rStyle w:val="Collegamentoipertestuale"/>
+            <w:sz w:val="36"/>
+            <w:szCs w:val="36"/>
+          </w:rPr>
+          <w:t>https://github.com/NunzioFornitto/Homework-1</w:t>
+        </w:r>
+      </w:hyperlink>
+      <w:r>
+        <w:rPr>
+          <w:sz w:val="36"/>
+          <w:szCs w:val="36"/>
+        </w:rPr>
+        <w:t>).</w:t>
       </w:r>
     </w:p>
     <w:p>
@@ -158,65 +159,65 @@
           <w:sz w:val="36"/>
           <w:szCs w:val="36"/>
         </w:rPr>
-        <w:t>2)Lanciare il comando “</w:t>
-      </w:r>
-      <w:r>
-        <w:rPr>
-          <w:sz w:val="36"/>
-          <w:szCs w:val="36"/>
-        </w:rPr>
-        <w:t>docker-compose up</w:t>
-      </w:r>
-      <w:r>
-        <w:rPr>
-          <w:sz w:val="36"/>
-          <w:szCs w:val="36"/>
-        </w:rPr>
-        <w:t>” .</w:t>
+        <w:t xml:space="preserve">2) lanciare sul terminale del localhost i comandi che seguono per installare le librerie di gRPC </w:t>
+      </w:r>
+      <w:r>
+        <w:rPr>
+          <w:sz w:val="36"/>
+          <w:szCs w:val="36"/>
+        </w:rPr>
+        <w:t>per eseguire il client</w:t>
+      </w:r>
+      <w:r>
+        <w:rPr>
+          <w:sz w:val="36"/>
+          <w:szCs w:val="36"/>
+        </w:rPr>
+        <w:t>:</w:t>
       </w:r>
     </w:p>
     <w:p>
       <w:pPr>
-        <w:rPr>
-          <w:sz w:val="36"/>
-          <w:szCs w:val="36"/>
-        </w:rPr>
-      </w:pPr>
-      <w:r>
-        <w:rPr>
-          <w:sz w:val="36"/>
-          <w:szCs w:val="36"/>
-        </w:rPr>
-        <w:t>3) Entrare nella cartella “</w:t>
-      </w:r>
-      <w:r>
-        <w:rPr>
-          <w:sz w:val="36"/>
-          <w:szCs w:val="36"/>
-        </w:rPr>
-        <w:t>Homework 1\client_gRPC</w:t>
-      </w:r>
-      <w:r>
-        <w:rPr>
-          <w:sz w:val="36"/>
-          <w:szCs w:val="36"/>
-        </w:rPr>
-        <w:t>”</w:t>
+        <w:pStyle w:val="Paragrafoelenco"/>
+        <w:numPr>
+          <w:ilvl w:val="0"/>
+          <w:numId w:val="2"/>
+        </w:numPr>
+        <w:rPr>
+          <w:sz w:val="36"/>
+          <w:szCs w:val="36"/>
+          <w:lang w:val="en-US"/>
+        </w:rPr>
+      </w:pPr>
+      <w:r>
+        <w:rPr>
+          <w:sz w:val="36"/>
+          <w:szCs w:val="36"/>
+          <w:lang w:val="en-US"/>
+        </w:rPr>
+        <w:t>pip install grpcio</w:t>
       </w:r>
     </w:p>
     <w:p>
       <w:pPr>
-        <w:rPr>
-          <w:sz w:val="36"/>
-          <w:szCs w:val="36"/>
-        </w:rPr>
-      </w:pPr>
-      <w:r>
-        <w:rPr>
-          <w:sz w:val="36"/>
-          <w:szCs w:val="36"/>
-        </w:rPr>
-        <w:t>4) Lanciare il comando python client_Grpc.py.</w:t>
+        <w:pStyle w:val="Paragrafoelenco"/>
+        <w:numPr>
+          <w:ilvl w:val="0"/>
+          <w:numId w:val="2"/>
+        </w:numPr>
+        <w:rPr>
+          <w:sz w:val="36"/>
+          <w:szCs w:val="36"/>
+          <w:lang w:val="en-US"/>
+        </w:rPr>
+      </w:pPr>
+      <w:r>
+        <w:rPr>
+          <w:sz w:val="36"/>
+          <w:szCs w:val="36"/>
+          <w:lang w:val="en-US"/>
+        </w:rPr>
+        <w:t>pip install grpcio-tools</w:t>
       </w:r>
     </w:p>
     <w:p>
@@ -231,7 +232,122 @@
           <w:sz w:val="36"/>
           <w:szCs w:val="36"/>
         </w:rPr>
-        <w:t>5) Seguire le istruzioni visualizzate nel terminale.</w:t>
+        <w:t>3</w:t>
+      </w:r>
+      <w:r>
+        <w:rPr>
+          <w:sz w:val="36"/>
+          <w:szCs w:val="36"/>
+        </w:rPr>
+        <w:t>)Lanciare il comando “</w:t>
+      </w:r>
+      <w:r>
+        <w:rPr>
+          <w:sz w:val="36"/>
+          <w:szCs w:val="36"/>
+        </w:rPr>
+        <w:t>docker-compose up</w:t>
+      </w:r>
+      <w:r>
+        <w:rPr>
+          <w:sz w:val="36"/>
+          <w:szCs w:val="36"/>
+        </w:rPr>
+        <w:t>” .</w:t>
+      </w:r>
+    </w:p>
+    <w:p>
+      <w:pPr>
+        <w:rPr>
+          <w:sz w:val="36"/>
+          <w:szCs w:val="36"/>
+        </w:rPr>
+      </w:pPr>
+      <w:r>
+        <w:rPr>
+          <w:sz w:val="36"/>
+          <w:szCs w:val="36"/>
+        </w:rPr>
+        <w:t>4</w:t>
+      </w:r>
+      <w:r>
+        <w:rPr>
+          <w:sz w:val="36"/>
+          <w:szCs w:val="36"/>
+        </w:rPr>
+        <w:t>) Entrare nella cartella “</w:t>
+      </w:r>
+      <w:r>
+        <w:rPr>
+          <w:sz w:val="36"/>
+          <w:szCs w:val="36"/>
+        </w:rPr>
+        <w:t>Homework 1\client_gRPC</w:t>
+      </w:r>
+      <w:r>
+        <w:rPr>
+          <w:sz w:val="36"/>
+          <w:szCs w:val="36"/>
+        </w:rPr>
+        <w:t>”</w:t>
+      </w:r>
+    </w:p>
+    <w:p>
+      <w:pPr>
+        <w:rPr>
+          <w:sz w:val="36"/>
+          <w:szCs w:val="36"/>
+        </w:rPr>
+      </w:pPr>
+      <w:r>
+        <w:rPr>
+          <w:sz w:val="36"/>
+          <w:szCs w:val="36"/>
+        </w:rPr>
+        <w:t>5</w:t>
+      </w:r>
+      <w:r>
+        <w:rPr>
+          <w:sz w:val="36"/>
+          <w:szCs w:val="36"/>
+        </w:rPr>
+        <w:t>) Lanciare il comando python client_</w:t>
+      </w:r>
+      <w:r>
+        <w:rPr>
+          <w:sz w:val="36"/>
+          <w:szCs w:val="36"/>
+        </w:rPr>
+        <w:t>gRPC</w:t>
+      </w:r>
+      <w:r>
+        <w:rPr>
+          <w:sz w:val="36"/>
+          <w:szCs w:val="36"/>
+        </w:rPr>
+        <w:t>.py.</w:t>
+      </w:r>
+    </w:p>
+    <w:p>
+      <w:pPr>
+        <w:rPr>
+          <w:sz w:val="36"/>
+          <w:szCs w:val="36"/>
+        </w:rPr>
+      </w:pPr>
+      <w:r>
+        <w:rPr>
+          <w:sz w:val="36"/>
+          <w:szCs w:val="36"/>
+        </w:rPr>
+        <w:t>6</w:t>
+      </w:r>
+      <w:r>
+        <w:rPr>
+          <w:sz w:val="36"/>
+          <w:szCs w:val="36"/>
+        </w:rPr>
+        <w:t>) Seguire le istruzioni visualizzate nel terminale.</w:t>
       </w:r>
     </w:p>
     <w:p>
@@ -403,8 +519,124 @@
       </w:rPr>
     </w:lvl>
   </w:abstractNum>
+  <w:abstractNum w:abstractNumId="1" w15:restartNumberingAfterBreak="0">
+    <w:nsid w:val="79306DB5"/>
+    <w:multiLevelType w:val="hybridMultilevel"/>
+    <w:tmpl w:val="FB162B58"/>
+    <w:lvl w:ilvl="0" w:tplc="04100001">
+      <w:start w:val="1"/>
+      <w:numFmt w:val="bullet"/>
+      <w:lvlText w:val=""/>
+      <w:lvlJc w:val="left"/>
+      <w:pPr>
+        <w:ind w:left="720" w:hanging="360"/>
+      </w:pPr>
+      <w:rPr>
+        <w:rFonts w:ascii="Symbol" w:hAnsi="Symbol" w:hint="default"/>
+      </w:rPr>
+    </w:lvl>
+    <w:lvl w:ilvl="1" w:tplc="04100003" w:tentative="1">
+      <w:start w:val="1"/>
+      <w:numFmt w:val="bullet"/>
+      <w:lvlText w:val="o"/>
+      <w:lvlJc w:val="left"/>
+      <w:pPr>
+        <w:ind w:left="1440" w:hanging="360"/>
+      </w:pPr>
+      <w:rPr>
+        <w:rFonts w:ascii="Courier New" w:hAnsi="Courier New" w:cs="Courier New" w:hint="default"/>
+      </w:rPr>
+    </w:lvl>
+    <w:lvl w:ilvl="2" w:tplc="04100005" w:tentative="1">
+      <w:start w:val="1"/>
+      <w:numFmt w:val="bullet"/>
+      <w:lvlText w:val=""/>
+      <w:lvlJc w:val="left"/>
+      <w:pPr>
+        <w:ind w:left="2160" w:hanging="360"/>
+      </w:pPr>
+      <w:rPr>
+        <w:rFonts w:ascii="Wingdings" w:hAnsi="Wingdings" w:hint="default"/>
+      </w:rPr>
+    </w:lvl>
+    <w:lvl w:ilvl="3" w:tplc="04100001" w:tentative="1">
+      <w:start w:val="1"/>
+      <w:numFmt w:val="bullet"/>
+      <w:lvlText w:val=""/>
+      <w:lvlJc w:val="left"/>
+      <w:pPr>
+        <w:ind w:left="2880" w:hanging="360"/>
+      </w:pPr>
+      <w:rPr>
+        <w:rFonts w:ascii="Symbol" w:hAnsi="Symbol" w:hint="default"/>
+      </w:rPr>
+    </w:lvl>
+    <w:lvl w:ilvl="4" w:tplc="04100003" w:tentative="1">
+      <w:start w:val="1"/>
+      <w:numFmt w:val="bullet"/>
+      <w:lvlText w:val="o"/>
+      <w:lvlJc w:val="left"/>
+      <w:pPr>
+        <w:ind w:left="3600" w:hanging="360"/>
+      </w:pPr>
+      <w:rPr>
+        <w:rFonts w:ascii="Courier New" w:hAnsi="Courier New" w:cs="Courier New" w:hint="default"/>
+      </w:rPr>
+    </w:lvl>
+    <w:lvl w:ilvl="5" w:tplc="04100005" w:tentative="1">
+      <w:start w:val="1"/>
+      <w:numFmt w:val="bullet"/>
+      <w:lvlText w:val=""/>
+      <w:lvlJc w:val="left"/>
+      <w:pPr>
+        <w:ind w:left="4320" w:hanging="360"/>
+      </w:pPr>
+      <w:rPr>
+        <w:rFonts w:ascii="Wingdings" w:hAnsi="Wingdings" w:hint="default"/>
+      </w:rPr>
+    </w:lvl>
+    <w:lvl w:ilvl="6" w:tplc="04100001" w:tentative="1">
+      <w:start w:val="1"/>
+      <w:numFmt w:val="bullet"/>
+      <w:lvlText w:val=""/>
+      <w:lvlJc w:val="left"/>
+      <w:pPr>
+        <w:ind w:left="5040" w:hanging="360"/>
+      </w:pPr>
+      <w:rPr>
+        <w:rFonts w:ascii="Symbol" w:hAnsi="Symbol" w:hint="default"/>
+      </w:rPr>
+    </w:lvl>
+    <w:lvl w:ilvl="7" w:tplc="04100003" w:tentative="1">
+      <w:start w:val="1"/>
+      <w:numFmt w:val="bullet"/>
+      <w:lvlText w:val="o"/>
+      <w:lvlJc w:val="left"/>
+      <w:pPr>
+        <w:ind w:left="5760" w:hanging="360"/>
+      </w:pPr>
+      <w:rPr>
+        <w:rFonts w:ascii="Courier New" w:hAnsi="Courier New" w:cs="Courier New" w:hint="default"/>
+      </w:rPr>
+    </w:lvl>
+    <w:lvl w:ilvl="8" w:tplc="04100005" w:tentative="1">
+      <w:start w:val="1"/>
+      <w:numFmt w:val="bullet"/>
+      <w:lvlText w:val=""/>
+      <w:lvlJc w:val="left"/>
+      <w:pPr>
+        <w:ind w:left="6480" w:hanging="360"/>
+      </w:pPr>
+      <w:rPr>
+        <w:rFonts w:ascii="Wingdings" w:hAnsi="Wingdings" w:hint="default"/>
+      </w:rPr>
+    </w:lvl>
+  </w:abstractNum>
   <w:num w:numId="1" w16cid:durableId="424159223">
     <w:abstractNumId w:val="0"/>
+  </w:num>
+  <w:num w:numId="2" w16cid:durableId="1726953218">
+    <w:abstractNumId w:val="1"/>
   </w:num>
 </w:numbering>
 </file>
@@ -1012,6 +1244,7 @@
   <w:style w:type="character" w:default="1" w:styleId="Carpredefinitoparagrafo">
     <w:name w:val="Default Paragraph Font"/>
     <w:uiPriority w:val="1"/>
+    <w:semiHidden/>
     <w:unhideWhenUsed/>
   </w:style>
   <w:style w:type="table" w:default="1" w:styleId="Tabellanormale">
@@ -1323,6 +1556,29 @@
       <w:smallCaps/>
       <w:color w:val="0F4761" w:themeColor="accent1" w:themeShade="BF"/>
       <w:spacing w:val="5"/>
+    </w:rPr>
+  </w:style>
+  <w:style w:type="character" w:styleId="Collegamentoipertestuale">
+    <w:name w:val="Hyperlink"/>
+    <w:basedOn w:val="Carpredefinitoparagrafo"/>
+    <w:uiPriority w:val="99"/>
+    <w:unhideWhenUsed/>
+    <w:rsid w:val="0012448B"/>
+    <w:rPr>
+      <w:color w:val="467886" w:themeColor="hyperlink"/>
+      <w:u w:val="single"/>
+    </w:rPr>
+  </w:style>
+  <w:style w:type="character" w:styleId="Menzionenonrisolta">
+    <w:name w:val="Unresolved Mention"/>
+    <w:basedOn w:val="Carpredefinitoparagrafo"/>
+    <w:uiPriority w:val="99"/>
+    <w:semiHidden/>
+    <w:unhideWhenUsed/>
+    <w:rsid w:val="0012448B"/>
+    <w:rPr>
+      <w:color w:val="605E5C"/>
+      <w:shd w:val="clear" w:color="auto" w:fill="E1DFDD"/>
     </w:rPr>
   </w:style>
 </w:styles>
